--- a/Docker.docx
+++ b/Docker.docx
@@ -169,7 +169,7 @@
         <w:tblLook w:val="04A0" w:firstRow="1" w:lastRow="0" w:firstColumn="1" w:lastColumn="0" w:noHBand="0" w:noVBand="1"/>
       </w:tblPr>
       <w:tblGrid>
-        <w:gridCol w:w="2034"/>
+        <w:gridCol w:w="5360"/>
         <w:gridCol w:w="66"/>
         <w:gridCol w:w="66"/>
         <w:gridCol w:w="66"/>
@@ -183,7 +183,7 @@
         <w:gridCol w:w="66"/>
         <w:gridCol w:w="66"/>
         <w:gridCol w:w="66"/>
-        <w:gridCol w:w="1935"/>
+        <w:gridCol w:w="2808"/>
       </w:tblGrid>
       <w:tr>
         <w:trPr>
@@ -425,6 +425,9 @@
             <w:r>
               <w:t>Full Operating System</w:t>
             </w:r>
+            <w:r>
+              <w:t xml:space="preserve"> and virtualises both host OS Kernel and Application Layer.</w:t>
+            </w:r>
           </w:p>
         </w:tc>
         <w:tc>
@@ -514,6 +517,17 @@
           <w:p>
             <w:r>
               <w:t>Shares host kernel</w:t>
+            </w:r>
+            <w:r>
+              <w:t xml:space="preserve"> and </w:t>
+            </w:r>
+            <w:proofErr w:type="gramStart"/>
+            <w:r>
+              <w:t>Virtualise</w:t>
+            </w:r>
+            <w:proofErr w:type="gramEnd"/>
+            <w:r>
+              <w:t xml:space="preserve"> the application layer</w:t>
             </w:r>
           </w:p>
         </w:tc>
@@ -1043,8 +1057,1517 @@
           <w:p/>
         </w:tc>
       </w:tr>
+      <w:tr>
+        <w:trPr>
+          <w:tblCellSpacing w:w="15" w:type="dxa"/>
+        </w:trPr>
+        <w:tc>
+          <w:tcPr>
+            <w:tcW w:w="0" w:type="auto"/>
+            <w:vAlign w:val="center"/>
+          </w:tcPr>
+          <w:p>
+            <w:r>
+              <w:t>Docker was initially made on the basis of LINUX OS.</w:t>
+            </w:r>
+            <w:r>
+              <w:br/>
+              <w:t>Question:</w:t>
+            </w:r>
+          </w:p>
+          <w:p>
+            <w:r>
+              <w:t>Then how can it be running on MAC or WINDOWS??</w:t>
+            </w:r>
+          </w:p>
+          <w:p>
+            <w:r>
+              <w:t xml:space="preserve">Ans: Docker desktop adds </w:t>
+            </w:r>
+            <w:proofErr w:type="gramStart"/>
+            <w:r>
+              <w:t>an</w:t>
+            </w:r>
+            <w:proofErr w:type="gramEnd"/>
+            <w:r>
+              <w:t xml:space="preserve"> thin layer f </w:t>
+            </w:r>
+            <w:proofErr w:type="spellStart"/>
+            <w:r>
+              <w:t>hypervisior</w:t>
+            </w:r>
+            <w:proofErr w:type="spellEnd"/>
+            <w:r>
+              <w:t xml:space="preserve"> on our local OS and allows to use the </w:t>
+            </w:r>
+            <w:proofErr w:type="spellStart"/>
+            <w:r>
+              <w:t>linux</w:t>
+            </w:r>
+            <w:proofErr w:type="spellEnd"/>
+            <w:r>
+              <w:t xml:space="preserve"> part of the machine.</w:t>
+            </w:r>
+          </w:p>
+        </w:tc>
+        <w:tc>
+          <w:tcPr>
+            <w:tcW w:w="0" w:type="auto"/>
+          </w:tcPr>
+          <w:p/>
+        </w:tc>
+        <w:tc>
+          <w:tcPr>
+            <w:tcW w:w="0" w:type="auto"/>
+          </w:tcPr>
+          <w:p/>
+        </w:tc>
+        <w:tc>
+          <w:tcPr>
+            <w:tcW w:w="0" w:type="auto"/>
+          </w:tcPr>
+          <w:p/>
+        </w:tc>
+        <w:tc>
+          <w:tcPr>
+            <w:tcW w:w="0" w:type="auto"/>
+          </w:tcPr>
+          <w:p/>
+        </w:tc>
+        <w:tc>
+          <w:tcPr>
+            <w:tcW w:w="0" w:type="auto"/>
+          </w:tcPr>
+          <w:p/>
+        </w:tc>
+        <w:tc>
+          <w:tcPr>
+            <w:tcW w:w="0" w:type="auto"/>
+          </w:tcPr>
+          <w:p/>
+        </w:tc>
+        <w:tc>
+          <w:tcPr>
+            <w:tcW w:w="0" w:type="auto"/>
+          </w:tcPr>
+          <w:p/>
+        </w:tc>
+        <w:tc>
+          <w:tcPr>
+            <w:tcW w:w="0" w:type="auto"/>
+          </w:tcPr>
+          <w:p/>
+        </w:tc>
+        <w:tc>
+          <w:tcPr>
+            <w:tcW w:w="0" w:type="auto"/>
+          </w:tcPr>
+          <w:p/>
+        </w:tc>
+        <w:tc>
+          <w:tcPr>
+            <w:tcW w:w="0" w:type="auto"/>
+          </w:tcPr>
+          <w:p/>
+        </w:tc>
+        <w:tc>
+          <w:tcPr>
+            <w:tcW w:w="0" w:type="auto"/>
+          </w:tcPr>
+          <w:p/>
+        </w:tc>
+        <w:tc>
+          <w:tcPr>
+            <w:tcW w:w="0" w:type="auto"/>
+          </w:tcPr>
+          <w:p/>
+        </w:tc>
+        <w:tc>
+          <w:tcPr>
+            <w:tcW w:w="0" w:type="auto"/>
+          </w:tcPr>
+          <w:p/>
+        </w:tc>
+        <w:tc>
+          <w:tcPr>
+            <w:tcW w:w="0" w:type="auto"/>
+            <w:vAlign w:val="center"/>
+          </w:tcPr>
+          <w:p/>
+        </w:tc>
+      </w:tr>
     </w:tbl>
+    <w:p>
+      <w:r>
+        <w:lastRenderedPageBreak/>
+        <w:drawing>
+          <wp:inline distT="0" distB="0" distL="0" distR="0" wp14:anchorId="5733405B" wp14:editId="5C16FC86">
+            <wp:extent cx="5731510" cy="1145540"/>
+            <wp:effectExtent l="0" t="0" r="2540" b="0"/>
+            <wp:docPr id="72303820" name="Picture 1"/>
+            <wp:cNvGraphicFramePr>
+              <a:graphicFrameLocks xmlns:a="http://schemas.openxmlformats.org/drawingml/2006/main" noChangeAspect="1"/>
+            </wp:cNvGraphicFramePr>
+            <a:graphic xmlns:a="http://schemas.openxmlformats.org/drawingml/2006/main">
+              <a:graphicData uri="http://schemas.openxmlformats.org/drawingml/2006/picture">
+                <pic:pic xmlns:pic="http://schemas.openxmlformats.org/drawingml/2006/picture">
+                  <pic:nvPicPr>
+                    <pic:cNvPr id="72303820" name=""/>
+                    <pic:cNvPicPr/>
+                  </pic:nvPicPr>
+                  <pic:blipFill>
+                    <a:blip r:embed="rId7"/>
+                    <a:stretch>
+                      <a:fillRect/>
+                    </a:stretch>
+                  </pic:blipFill>
+                  <pic:spPr>
+                    <a:xfrm>
+                      <a:off x="0" y="0"/>
+                      <a:ext cx="5731510" cy="1145540"/>
+                    </a:xfrm>
+                    <a:prstGeom prst="rect">
+                      <a:avLst/>
+                    </a:prstGeom>
+                  </pic:spPr>
+                </pic:pic>
+              </a:graphicData>
+            </a:graphic>
+          </wp:inline>
+        </w:drawing>
+      </w:r>
+    </w:p>
     <w:p/>
+    <w:p>
+      <w:r>
+        <w:t xml:space="preserve">Docker run -it </w:t>
+      </w:r>
+      <w:proofErr w:type="gramStart"/>
+      <w:r>
+        <w:t>ubuntu :</w:t>
+      </w:r>
+      <w:proofErr w:type="gramEnd"/>
+    </w:p>
+    <w:p>
+      <w:r>
+        <w:t xml:space="preserve">This is a command that says to open ubuntu container interactively (-it), initially we don’t have ubuntu image so the output was like unable to find, then docker desktop will pull the ubuntu image from the </w:t>
+      </w:r>
+      <w:proofErr w:type="spellStart"/>
+      <w:r>
+        <w:t>dockerhub</w:t>
+      </w:r>
+      <w:proofErr w:type="spellEnd"/>
+      <w:r>
+        <w:t xml:space="preserve"> </w:t>
+      </w:r>
+      <w:proofErr w:type="gramStart"/>
+      <w:r>
+        <w:t>( web</w:t>
+      </w:r>
+      <w:proofErr w:type="gramEnd"/>
+      <w:r>
+        <w:t xml:space="preserve"> application like Microsoft store). </w:t>
+      </w:r>
+    </w:p>
+    <w:p>
+      <w:r>
+        <w:t>root@</w:t>
+      </w:r>
+      <w:proofErr w:type="gramStart"/>
+      <w:r>
+        <w:t>........ :</w:t>
+      </w:r>
+      <w:proofErr w:type="gramEnd"/>
+      <w:r>
+        <w:t xml:space="preserve"> the number is container id created using the image.</w:t>
+      </w:r>
+    </w:p>
+    <w:p>
+      <w:r>
+        <w:t>The relationship between image and container is like relation between class and object. We can create multiple containers using single image. When we want to share our application across others, then we will be sharing the image, not the container.</w:t>
+      </w:r>
+    </w:p>
+    <w:p>
+      <w:r>
+        <w:t>Difference between Docker image and Docker container:</w:t>
+      </w:r>
+    </w:p>
+    <w:tbl>
+      <w:tblPr>
+        <w:tblW w:w="0" w:type="auto"/>
+        <w:tblCellSpacing w:w="15" w:type="dxa"/>
+        <w:tblCellMar>
+          <w:top w:w="15" w:type="dxa"/>
+          <w:left w:w="15" w:type="dxa"/>
+          <w:bottom w:w="15" w:type="dxa"/>
+          <w:right w:w="15" w:type="dxa"/>
+        </w:tblCellMar>
+        <w:tblLook w:val="04A0" w:firstRow="1" w:lastRow="0" w:firstColumn="1" w:lastColumn="0" w:noHBand="0" w:noVBand="1"/>
+      </w:tblPr>
+      <w:tblGrid>
+        <w:gridCol w:w="1101"/>
+        <w:gridCol w:w="3906"/>
+        <w:gridCol w:w="4019"/>
+      </w:tblGrid>
+      <w:tr>
+        <w:trPr>
+          <w:tblCellSpacing w:w="15" w:type="dxa"/>
+        </w:trPr>
+        <w:tc>
+          <w:tcPr>
+            <w:tcW w:w="0" w:type="auto"/>
+            <w:tcBorders>
+              <w:bottom w:val="single" w:sz="4" w:space="0" w:color="D2D2D2"/>
+            </w:tcBorders>
+            <w:vAlign w:val="center"/>
+            <w:hideMark/>
+          </w:tcPr>
+          <w:p>
+            <w:pPr>
+              <w:rPr>
+                <w:b/>
+                <w:bCs/>
+              </w:rPr>
+            </w:pPr>
+            <w:r>
+              <w:rPr>
+                <w:b/>
+                <w:bCs/>
+              </w:rPr>
+              <w:t>Feature</w:t>
+            </w:r>
+          </w:p>
+        </w:tc>
+        <w:tc>
+          <w:tcPr>
+            <w:tcW w:w="0" w:type="auto"/>
+            <w:tcBorders>
+              <w:bottom w:val="single" w:sz="4" w:space="0" w:color="D2D2D2"/>
+            </w:tcBorders>
+            <w:vAlign w:val="center"/>
+            <w:hideMark/>
+          </w:tcPr>
+          <w:p>
+            <w:pPr>
+              <w:rPr>
+                <w:b/>
+                <w:bCs/>
+              </w:rPr>
+            </w:pPr>
+            <w:r>
+              <w:rPr>
+                <w:b/>
+                <w:bCs/>
+              </w:rPr>
+              <w:t>Docker Image</w:t>
+            </w:r>
+          </w:p>
+        </w:tc>
+        <w:tc>
+          <w:tcPr>
+            <w:tcW w:w="0" w:type="auto"/>
+            <w:tcBorders>
+              <w:bottom w:val="single" w:sz="4" w:space="0" w:color="D2D2D2"/>
+            </w:tcBorders>
+            <w:vAlign w:val="center"/>
+            <w:hideMark/>
+          </w:tcPr>
+          <w:p>
+            <w:pPr>
+              <w:rPr>
+                <w:b/>
+                <w:bCs/>
+              </w:rPr>
+            </w:pPr>
+            <w:r>
+              <w:rPr>
+                <w:b/>
+                <w:bCs/>
+              </w:rPr>
+              <w:t>Docker Container</w:t>
+            </w:r>
+          </w:p>
+        </w:tc>
+      </w:tr>
+      <w:tr>
+        <w:trPr>
+          <w:tblCellSpacing w:w="15" w:type="dxa"/>
+        </w:trPr>
+        <w:tc>
+          <w:tcPr>
+            <w:tcW w:w="0" w:type="auto"/>
+            <w:tcBorders>
+              <w:bottom w:val="single" w:sz="4" w:space="0" w:color="D2D2D2"/>
+            </w:tcBorders>
+            <w:vAlign w:val="center"/>
+            <w:hideMark/>
+          </w:tcPr>
+          <w:p>
+            <w:r>
+              <w:rPr>
+                <w:b/>
+                <w:bCs/>
+              </w:rPr>
+              <w:t>State</w:t>
+            </w:r>
+          </w:p>
+        </w:tc>
+        <w:tc>
+          <w:tcPr>
+            <w:tcW w:w="0" w:type="auto"/>
+            <w:tcBorders>
+              <w:bottom w:val="single" w:sz="4" w:space="0" w:color="D2D2D2"/>
+            </w:tcBorders>
+            <w:vAlign w:val="center"/>
+            <w:hideMark/>
+          </w:tcPr>
+          <w:p>
+            <w:r>
+              <w:t>Static and idle (stored on disk)</w:t>
+            </w:r>
+          </w:p>
+        </w:tc>
+        <w:tc>
+          <w:tcPr>
+            <w:tcW w:w="0" w:type="auto"/>
+            <w:tcBorders>
+              <w:bottom w:val="single" w:sz="4" w:space="0" w:color="D2D2D2"/>
+            </w:tcBorders>
+            <w:vAlign w:val="center"/>
+            <w:hideMark/>
+          </w:tcPr>
+          <w:p>
+            <w:r>
+              <w:t>Dynamic and active (running in memory)</w:t>
+            </w:r>
+          </w:p>
+        </w:tc>
+      </w:tr>
+      <w:tr>
+        <w:trPr>
+          <w:tblCellSpacing w:w="15" w:type="dxa"/>
+        </w:trPr>
+        <w:tc>
+          <w:tcPr>
+            <w:tcW w:w="0" w:type="auto"/>
+            <w:tcBorders>
+              <w:bottom w:val="single" w:sz="4" w:space="0" w:color="D2D2D2"/>
+            </w:tcBorders>
+            <w:vAlign w:val="center"/>
+            <w:hideMark/>
+          </w:tcPr>
+          <w:p>
+            <w:r>
+              <w:rPr>
+                <w:b/>
+                <w:bCs/>
+              </w:rPr>
+              <w:t>Mutability</w:t>
+            </w:r>
+          </w:p>
+        </w:tc>
+        <w:tc>
+          <w:tcPr>
+            <w:tcW w:w="0" w:type="auto"/>
+            <w:tcBorders>
+              <w:bottom w:val="single" w:sz="4" w:space="0" w:color="D2D2D2"/>
+            </w:tcBorders>
+            <w:vAlign w:val="center"/>
+            <w:hideMark/>
+          </w:tcPr>
+          <w:p>
+            <w:r>
+              <w:rPr>
+                <w:b/>
+                <w:bCs/>
+              </w:rPr>
+              <w:t>Immutable</w:t>
+            </w:r>
+            <w:r>
+              <w:t>: Cannot be modified once built</w:t>
+            </w:r>
+          </w:p>
+        </w:tc>
+        <w:tc>
+          <w:tcPr>
+            <w:tcW w:w="0" w:type="auto"/>
+            <w:tcBorders>
+              <w:bottom w:val="single" w:sz="4" w:space="0" w:color="D2D2D2"/>
+            </w:tcBorders>
+            <w:vAlign w:val="center"/>
+            <w:hideMark/>
+          </w:tcPr>
+          <w:p>
+            <w:r>
+              <w:rPr>
+                <w:b/>
+                <w:bCs/>
+              </w:rPr>
+              <w:t>Mutable</w:t>
+            </w:r>
+            <w:r>
+              <w:t>: Changes can be made during runtime</w:t>
+            </w:r>
+          </w:p>
+        </w:tc>
+      </w:tr>
+      <w:tr>
+        <w:trPr>
+          <w:tblCellSpacing w:w="15" w:type="dxa"/>
+        </w:trPr>
+        <w:tc>
+          <w:tcPr>
+            <w:tcW w:w="0" w:type="auto"/>
+            <w:tcBorders>
+              <w:bottom w:val="single" w:sz="4" w:space="0" w:color="D2D2D2"/>
+            </w:tcBorders>
+            <w:vAlign w:val="center"/>
+            <w:hideMark/>
+          </w:tcPr>
+          <w:p>
+            <w:r>
+              <w:rPr>
+                <w:b/>
+                <w:bCs/>
+              </w:rPr>
+              <w:t>Layers</w:t>
+            </w:r>
+          </w:p>
+        </w:tc>
+        <w:tc>
+          <w:tcPr>
+            <w:tcW w:w="0" w:type="auto"/>
+            <w:tcBorders>
+              <w:bottom w:val="single" w:sz="4" w:space="0" w:color="D2D2D2"/>
+            </w:tcBorders>
+            <w:vAlign w:val="center"/>
+            <w:hideMark/>
+          </w:tcPr>
+          <w:p>
+            <w:r>
+              <w:t>Made entirely of read-only file layers</w:t>
+            </w:r>
+          </w:p>
+        </w:tc>
+        <w:tc>
+          <w:tcPr>
+            <w:tcW w:w="0" w:type="auto"/>
+            <w:tcBorders>
+              <w:bottom w:val="single" w:sz="4" w:space="0" w:color="D2D2D2"/>
+            </w:tcBorders>
+            <w:vAlign w:val="center"/>
+            <w:hideMark/>
+          </w:tcPr>
+          <w:p>
+            <w:r>
+              <w:t>Adds a temporary read-write layer on top</w:t>
+            </w:r>
+          </w:p>
+        </w:tc>
+      </w:tr>
+      <w:tr>
+        <w:trPr>
+          <w:tblCellSpacing w:w="15" w:type="dxa"/>
+        </w:trPr>
+        <w:tc>
+          <w:tcPr>
+            <w:tcW w:w="0" w:type="auto"/>
+            <w:tcBorders>
+              <w:bottom w:val="single" w:sz="4" w:space="0" w:color="D2D2D2"/>
+            </w:tcBorders>
+            <w:vAlign w:val="center"/>
+            <w:hideMark/>
+          </w:tcPr>
+          <w:p>
+            <w:r>
+              <w:rPr>
+                <w:b/>
+                <w:bCs/>
+              </w:rPr>
+              <w:t>Lifecycle</w:t>
+            </w:r>
+          </w:p>
+        </w:tc>
+        <w:tc>
+          <w:tcPr>
+            <w:tcW w:w="0" w:type="auto"/>
+            <w:tcBorders>
+              <w:bottom w:val="single" w:sz="4" w:space="0" w:color="D2D2D2"/>
+            </w:tcBorders>
+            <w:vAlign w:val="center"/>
+            <w:hideMark/>
+          </w:tcPr>
+          <w:p>
+            <w:r>
+              <w:t xml:space="preserve">Built from a </w:t>
+            </w:r>
+            <w:proofErr w:type="spellStart"/>
+            <w:r>
+              <w:t>Dockerfile</w:t>
+            </w:r>
+            <w:proofErr w:type="spellEnd"/>
+            <w:r>
+              <w:t xml:space="preserve"> and stored in registries</w:t>
+            </w:r>
+          </w:p>
+        </w:tc>
+        <w:tc>
+          <w:tcPr>
+            <w:tcW w:w="0" w:type="auto"/>
+            <w:tcBorders>
+              <w:bottom w:val="single" w:sz="4" w:space="0" w:color="D2D2D2"/>
+            </w:tcBorders>
+            <w:vAlign w:val="center"/>
+            <w:hideMark/>
+          </w:tcPr>
+          <w:p>
+            <w:r>
+              <w:t>Started, stopped, restarted, and deleted</w:t>
+            </w:r>
+          </w:p>
+        </w:tc>
+      </w:tr>
+      <w:tr>
+        <w:trPr>
+          <w:tblCellSpacing w:w="15" w:type="dxa"/>
+        </w:trPr>
+        <w:tc>
+          <w:tcPr>
+            <w:tcW w:w="0" w:type="auto"/>
+            <w:tcBorders>
+              <w:bottom w:val="nil"/>
+            </w:tcBorders>
+            <w:vAlign w:val="center"/>
+            <w:hideMark/>
+          </w:tcPr>
+          <w:p>
+            <w:r>
+              <w:rPr>
+                <w:b/>
+                <w:bCs/>
+              </w:rPr>
+              <w:t>Commands</w:t>
+            </w:r>
+          </w:p>
+        </w:tc>
+        <w:tc>
+          <w:tcPr>
+            <w:tcW w:w="0" w:type="auto"/>
+            <w:tcBorders>
+              <w:bottom w:val="nil"/>
+            </w:tcBorders>
+            <w:vAlign w:val="center"/>
+            <w:hideMark/>
+          </w:tcPr>
+          <w:p>
+            <w:r>
+              <w:t>Managed via docker build, docker images</w:t>
+            </w:r>
+          </w:p>
+        </w:tc>
+        <w:tc>
+          <w:tcPr>
+            <w:tcW w:w="0" w:type="auto"/>
+            <w:tcBorders>
+              <w:bottom w:val="nil"/>
+            </w:tcBorders>
+            <w:vAlign w:val="center"/>
+            <w:hideMark/>
+          </w:tcPr>
+          <w:p>
+            <w:r>
+              <w:t xml:space="preserve">Managed via docker run, docker </w:t>
+            </w:r>
+            <w:proofErr w:type="spellStart"/>
+            <w:r>
+              <w:t>ps</w:t>
+            </w:r>
+            <w:proofErr w:type="spellEnd"/>
+          </w:p>
+        </w:tc>
+      </w:tr>
+    </w:tbl>
+    <w:p>
+      <w:r>
+        <w:rPr>
+          <w:b/>
+          <w:bCs/>
+        </w:rPr>
+        <w:t>Docker Commands:</w:t>
+      </w:r>
+      <w:r>
+        <w:rPr>
+          <w:b/>
+          <w:bCs/>
+        </w:rPr>
+        <w:br/>
+      </w:r>
+      <w:r>
+        <w:rPr>
+          <w:b/>
+          <w:bCs/>
+        </w:rPr>
+        <w:br/>
+      </w:r>
+      <w:r>
+        <w:t xml:space="preserve">docker pull </w:t>
+      </w:r>
+      <w:proofErr w:type="spellStart"/>
+      <w:r>
+        <w:t>Image_NAME</w:t>
+      </w:r>
+      <w:proofErr w:type="spellEnd"/>
+      <w:r>
+        <w:t xml:space="preserve">          - To Download the image from the docker hub</w:t>
+      </w:r>
+    </w:p>
+    <w:p>
+      <w:r>
+        <w:t xml:space="preserve">docker image                                - To show the </w:t>
+      </w:r>
+      <w:proofErr w:type="gramStart"/>
+      <w:r>
+        <w:t>all existing</w:t>
+      </w:r>
+      <w:proofErr w:type="gramEnd"/>
+      <w:r>
+        <w:t xml:space="preserve"> image</w:t>
+      </w:r>
+    </w:p>
+    <w:p>
+      <w:r>
+        <w:t xml:space="preserve">docker run </w:t>
+      </w:r>
+      <w:proofErr w:type="spellStart"/>
+      <w:r>
+        <w:t>Image_NAME</w:t>
+      </w:r>
+      <w:proofErr w:type="spellEnd"/>
+      <w:r>
+        <w:t xml:space="preserve">           - To create a new container using given image name and runs the created container</w:t>
+      </w:r>
+    </w:p>
+    <w:p>
+      <w:r>
+        <w:t xml:space="preserve">docker run -it </w:t>
+      </w:r>
+      <w:proofErr w:type="spellStart"/>
+      <w:r>
+        <w:t>Image_NAME</w:t>
+      </w:r>
+      <w:proofErr w:type="spellEnd"/>
+      <w:r>
+        <w:t xml:space="preserve">       -To Create a new container and run it inter-actively</w:t>
+      </w:r>
+    </w:p>
+    <w:p>
+      <w:r>
+        <w:t xml:space="preserve">docker </w:t>
+      </w:r>
+      <w:proofErr w:type="spellStart"/>
+      <w:r>
+        <w:t>ps</w:t>
+      </w:r>
+      <w:proofErr w:type="spellEnd"/>
+      <w:r>
+        <w:t xml:space="preserve"> -a                                    - To check all created containers</w:t>
+      </w:r>
+    </w:p>
+    <w:p>
+      <w:r>
+        <w:lastRenderedPageBreak/>
+        <w:t xml:space="preserve">docker </w:t>
+      </w:r>
+      <w:proofErr w:type="spellStart"/>
+      <w:r>
+        <w:t>ps</w:t>
+      </w:r>
+      <w:proofErr w:type="spellEnd"/>
+      <w:r>
+        <w:t xml:space="preserve">                                       - To check all running containers</w:t>
+      </w:r>
+    </w:p>
+    <w:p>
+      <w:r>
+        <w:t>whenever we use the run command, we will create a new container and run</w:t>
+      </w:r>
+    </w:p>
+    <w:p>
+      <w:r>
+        <w:t xml:space="preserve">docker start </w:t>
+      </w:r>
+      <w:proofErr w:type="spellStart"/>
+      <w:r>
+        <w:t>container_name</w:t>
+      </w:r>
+      <w:proofErr w:type="spellEnd"/>
+      <w:r>
+        <w:t>/</w:t>
+      </w:r>
+      <w:proofErr w:type="spellStart"/>
+      <w:r>
+        <w:t>container_id</w:t>
+      </w:r>
+      <w:proofErr w:type="spellEnd"/>
+      <w:r>
+        <w:t xml:space="preserve">     - to run the existing containers</w:t>
+      </w:r>
+    </w:p>
+    <w:p>
+      <w:r>
+        <w:t xml:space="preserve">docker stop </w:t>
+      </w:r>
+      <w:proofErr w:type="spellStart"/>
+      <w:r>
+        <w:t>container_name</w:t>
+      </w:r>
+      <w:proofErr w:type="spellEnd"/>
+      <w:r>
+        <w:t>/</w:t>
+      </w:r>
+      <w:proofErr w:type="spellStart"/>
+      <w:r>
+        <w:t>container_id</w:t>
+      </w:r>
+      <w:proofErr w:type="spellEnd"/>
+      <w:r>
+        <w:t xml:space="preserve">     - to stop the existing </w:t>
+      </w:r>
+      <w:proofErr w:type="spellStart"/>
+      <w:r>
+        <w:t>conatiners</w:t>
+      </w:r>
+      <w:proofErr w:type="spellEnd"/>
+    </w:p>
+    <w:p>
+      <w:r>
+        <w:t xml:space="preserve">docker </w:t>
+      </w:r>
+      <w:proofErr w:type="spellStart"/>
+      <w:r>
+        <w:t>rmi</w:t>
+      </w:r>
+      <w:proofErr w:type="spellEnd"/>
+      <w:r>
+        <w:t xml:space="preserve"> </w:t>
+      </w:r>
+      <w:proofErr w:type="spellStart"/>
+      <w:r>
+        <w:t>Image_name</w:t>
+      </w:r>
+      <w:proofErr w:type="spellEnd"/>
+      <w:r>
+        <w:t>/</w:t>
+      </w:r>
+      <w:proofErr w:type="spellStart"/>
+      <w:r>
+        <w:t>Image_id</w:t>
+      </w:r>
+      <w:proofErr w:type="spellEnd"/>
+      <w:r>
+        <w:t xml:space="preserve">       - to destroy or delete image</w:t>
+      </w:r>
+    </w:p>
+    <w:p>
+      <w:r>
+        <w:t xml:space="preserve"> </w:t>
+      </w:r>
+      <w:r>
+        <w:t xml:space="preserve">docker rm </w:t>
+      </w:r>
+      <w:proofErr w:type="spellStart"/>
+      <w:r>
+        <w:t>conatiner</w:t>
+      </w:r>
+      <w:r>
+        <w:t>_name</w:t>
+      </w:r>
+      <w:proofErr w:type="spellEnd"/>
+      <w:r>
+        <w:t>/</w:t>
+      </w:r>
+      <w:proofErr w:type="spellStart"/>
+      <w:r>
+        <w:t>conatiner</w:t>
+      </w:r>
+      <w:r>
+        <w:t>_id</w:t>
+      </w:r>
+      <w:proofErr w:type="spellEnd"/>
+      <w:r>
+        <w:t xml:space="preserve">       - to destroy or delete </w:t>
+      </w:r>
+      <w:r>
+        <w:t>container</w:t>
+      </w:r>
+    </w:p>
+    <w:p>
+      <w:r>
+        <w:t>if you want to delete the currently using containers image, you will trigger an error saying first container needs to be deleted before image.</w:t>
+      </w:r>
+    </w:p>
+    <w:p>
+      <w:r>
+        <w:t>Note:</w:t>
+      </w:r>
+    </w:p>
+    <w:p>
+      <w:pPr>
+        <w:rPr>
+          <w:highlight w:val="yellow"/>
+        </w:rPr>
+      </w:pPr>
+      <w:r>
+        <w:rPr>
+          <w:highlight w:val="yellow"/>
+        </w:rPr>
+        <w:t xml:space="preserve">When we tried to install or pull any image from docker hub using docker pull </w:t>
+      </w:r>
+      <w:proofErr w:type="spellStart"/>
+      <w:r>
+        <w:rPr>
+          <w:highlight w:val="yellow"/>
+        </w:rPr>
+        <w:t>Image_NAME</w:t>
+      </w:r>
+      <w:proofErr w:type="spellEnd"/>
+      <w:r>
+        <w:rPr>
+          <w:highlight w:val="yellow"/>
+        </w:rPr>
+        <w:t xml:space="preserve">, it will always download the latest version of the image. </w:t>
+      </w:r>
+      <w:r>
+        <w:rPr>
+          <w:highlight w:val="yellow"/>
+        </w:rPr>
+        <w:br/>
+        <w:t xml:space="preserve">we will be having tags tab in the docker hub for the respective image, there we have multiple versions, we can download whatever version we want </w:t>
+      </w:r>
+      <w:proofErr w:type="gramStart"/>
+      <w:r>
+        <w:rPr>
+          <w:highlight w:val="yellow"/>
+        </w:rPr>
+        <w:t xml:space="preserve">using </w:t>
+      </w:r>
+      <w:r>
+        <w:rPr>
+          <w:highlight w:val="yellow"/>
+        </w:rPr>
+        <w:t xml:space="preserve"> “</w:t>
+      </w:r>
+      <w:proofErr w:type="gramEnd"/>
+      <w:r>
+        <w:rPr>
+          <w:highlight w:val="yellow"/>
+        </w:rPr>
+        <w:t>:”.</w:t>
+      </w:r>
+      <w:r>
+        <w:rPr>
+          <w:highlight w:val="yellow"/>
+        </w:rPr>
+        <w:br/>
+      </w:r>
+      <w:proofErr w:type="gramStart"/>
+      <w:r>
+        <w:rPr>
+          <w:highlight w:val="yellow"/>
+        </w:rPr>
+        <w:t>ex :</w:t>
+      </w:r>
+      <w:proofErr w:type="gramEnd"/>
+    </w:p>
+    <w:p>
+      <w:r>
+        <w:rPr>
+          <w:highlight w:val="yellow"/>
+        </w:rPr>
+        <w:t>docker pull mysql:8.0</w:t>
+      </w:r>
+      <w:r>
+        <w:t xml:space="preserve">    docker pull </w:t>
+      </w:r>
+      <w:proofErr w:type="spellStart"/>
+      <w:r>
+        <w:t>Image_</w:t>
+      </w:r>
+      <w:proofErr w:type="gramStart"/>
+      <w:r>
+        <w:t>Name:Version</w:t>
+      </w:r>
+      <w:proofErr w:type="spellEnd"/>
+      <w:proofErr w:type="gramEnd"/>
+    </w:p>
+    <w:p>
+      <w:r>
+        <w:t xml:space="preserve">docker run -d </w:t>
+      </w:r>
+      <w:proofErr w:type="spellStart"/>
+      <w:r>
+        <w:t>COnatinerName</w:t>
+      </w:r>
+      <w:proofErr w:type="spellEnd"/>
+      <w:r>
+        <w:t>/id                       - runs container in detached mode</w:t>
+      </w:r>
+    </w:p>
+    <w:p>
+      <w:pPr>
+        <w:rPr>
+          <w:highlight w:val="yellow"/>
+        </w:rPr>
+      </w:pPr>
+      <w:r>
+        <w:rPr>
+          <w:highlight w:val="yellow"/>
+        </w:rPr>
+        <w:t>Note:</w:t>
+      </w:r>
+    </w:p>
+    <w:p>
+      <w:pPr>
+        <w:rPr>
+          <w:highlight w:val="yellow"/>
+        </w:rPr>
+      </w:pPr>
+      <w:r>
+        <w:rPr>
+          <w:highlight w:val="yellow"/>
+        </w:rPr>
+        <w:t>If the image is having any env variables to be used, we can use it using -e,</w:t>
+      </w:r>
+    </w:p>
+    <w:p>
+      <w:r>
+        <w:rPr>
+          <w:highlight w:val="yellow"/>
+        </w:rPr>
+        <w:t xml:space="preserve">Docker run -d -e </w:t>
+      </w:r>
+      <w:r>
+        <w:rPr>
+          <w:highlight w:val="yellow"/>
+        </w:rPr>
+        <w:t>&lt;Env&gt; container name</w:t>
+      </w:r>
+    </w:p>
+    <w:p>
+      <w:r>
+        <w:t xml:space="preserve">We can create separate name to the container, using docker run --name &lt;name&gt; -e&lt;env&gt; </w:t>
+      </w:r>
+      <w:proofErr w:type="spellStart"/>
+      <w:r>
+        <w:t>container_name</w:t>
+      </w:r>
+      <w:proofErr w:type="spellEnd"/>
+    </w:p>
+    <w:p/>
+    <w:p>
+      <w:pPr>
+        <w:rPr>
+          <w:b/>
+          <w:bCs/>
+          <w:color w:val="EE0000"/>
+        </w:rPr>
+      </w:pPr>
+      <w:r>
+        <w:rPr>
+          <w:b/>
+          <w:bCs/>
+          <w:color w:val="EE0000"/>
+          <w:highlight w:val="yellow"/>
+        </w:rPr>
+        <w:t>Docker Image Layer:</w:t>
+      </w:r>
+    </w:p>
+    <w:p>
+      <w:pPr>
+        <w:rPr>
+          <w:color w:val="000000" w:themeColor="text1"/>
+        </w:rPr>
+      </w:pPr>
+      <w:r>
+        <w:rPr>
+          <w:color w:val="000000" w:themeColor="text1"/>
+        </w:rPr>
+        <w:t>Container</w:t>
+      </w:r>
+    </w:p>
+    <w:p>
+      <w:pPr>
+        <w:rPr>
+          <w:color w:val="000000" w:themeColor="text1"/>
+        </w:rPr>
+      </w:pPr>
+      <w:r>
+        <w:rPr>
+          <w:color w:val="000000" w:themeColor="text1"/>
+        </w:rPr>
+        <w:t xml:space="preserve">      |</w:t>
+      </w:r>
+    </w:p>
+    <w:p>
+      <w:pPr>
+        <w:rPr>
+          <w:color w:val="000000" w:themeColor="text1"/>
+        </w:rPr>
+      </w:pPr>
+      <w:r>
+        <w:rPr>
+          <w:color w:val="000000" w:themeColor="text1"/>
+        </w:rPr>
+        <w:t xml:space="preserve"> Layer 2</w:t>
+      </w:r>
+    </w:p>
+    <w:p>
+      <w:pPr>
+        <w:rPr>
+          <w:color w:val="000000" w:themeColor="text1"/>
+        </w:rPr>
+      </w:pPr>
+      <w:r>
+        <w:rPr>
+          <w:color w:val="000000" w:themeColor="text1"/>
+        </w:rPr>
+        <w:t xml:space="preserve">      |</w:t>
+      </w:r>
+    </w:p>
+    <w:p>
+      <w:pPr>
+        <w:rPr>
+          <w:color w:val="000000" w:themeColor="text1"/>
+        </w:rPr>
+      </w:pPr>
+      <w:r>
+        <w:rPr>
+          <w:color w:val="000000" w:themeColor="text1"/>
+        </w:rPr>
+        <w:t>Layer 1</w:t>
+      </w:r>
+    </w:p>
+    <w:p>
+      <w:pPr>
+        <w:rPr>
+          <w:color w:val="000000" w:themeColor="text1"/>
+        </w:rPr>
+      </w:pPr>
+      <w:r>
+        <w:rPr>
+          <w:color w:val="000000" w:themeColor="text1"/>
+        </w:rPr>
+        <w:t xml:space="preserve">     |</w:t>
+      </w:r>
+    </w:p>
+    <w:p>
+      <w:pPr>
+        <w:rPr>
+          <w:color w:val="000000" w:themeColor="text1"/>
+        </w:rPr>
+      </w:pPr>
+      <w:r>
+        <w:rPr>
+          <w:color w:val="000000" w:themeColor="text1"/>
+        </w:rPr>
+        <w:t xml:space="preserve">Base Layer </w:t>
+      </w:r>
+      <w:r>
+        <w:rPr>
+          <w:color w:val="000000" w:themeColor="text1"/>
+        </w:rPr>
+        <w:sym w:font="Wingdings" w:char="F0E0"/>
+      </w:r>
+      <w:r>
+        <w:rPr>
+          <w:color w:val="000000" w:themeColor="text1"/>
+        </w:rPr>
+        <w:t xml:space="preserve"> Linux</w:t>
+      </w:r>
+    </w:p>
+    <w:p>
+      <w:pPr>
+        <w:rPr>
+          <w:color w:val="000000" w:themeColor="text1"/>
+        </w:rPr>
+      </w:pPr>
+      <w:r>
+        <w:rPr>
+          <w:color w:val="000000" w:themeColor="text1"/>
+        </w:rPr>
+        <w:lastRenderedPageBreak/>
+        <w:t xml:space="preserve">Container layer is mutable </w:t>
+      </w:r>
+      <w:proofErr w:type="spellStart"/>
+      <w:r>
+        <w:rPr>
+          <w:color w:val="000000" w:themeColor="text1"/>
+        </w:rPr>
+        <w:t>where as</w:t>
+      </w:r>
+      <w:proofErr w:type="spellEnd"/>
+      <w:r>
+        <w:rPr>
+          <w:color w:val="000000" w:themeColor="text1"/>
+        </w:rPr>
+        <w:t xml:space="preserve"> remaining are immutable.</w:t>
+      </w:r>
+    </w:p>
+    <w:p>
+      <w:pPr>
+        <w:rPr>
+          <w:b/>
+          <w:bCs/>
+          <w:color w:val="EE0000"/>
+        </w:rPr>
+      </w:pPr>
+      <w:r>
+        <w:rPr>
+          <w:b/>
+          <w:bCs/>
+          <w:color w:val="EE0000"/>
+          <w:highlight w:val="yellow"/>
+        </w:rPr>
+        <w:t>Port Binding:</w:t>
+      </w:r>
+    </w:p>
+    <w:p>
+      <w:pPr>
+        <w:rPr>
+          <w:color w:val="000000" w:themeColor="text1"/>
+        </w:rPr>
+      </w:pPr>
+      <w:r>
+        <w:rPr>
+          <w:color w:val="000000" w:themeColor="text1"/>
+        </w:rPr>
+        <w:t xml:space="preserve">There will be default ports for each CONATAINER created. When we use docker </w:t>
+      </w:r>
+      <w:proofErr w:type="spellStart"/>
+      <w:r>
+        <w:rPr>
+          <w:color w:val="000000" w:themeColor="text1"/>
+        </w:rPr>
+        <w:t>ps</w:t>
+      </w:r>
+      <w:proofErr w:type="spellEnd"/>
+      <w:r>
+        <w:rPr>
+          <w:color w:val="000000" w:themeColor="text1"/>
+        </w:rPr>
+        <w:t xml:space="preserve"> -a we will be getting all the created containers info like ID, Name, port and</w:t>
+      </w:r>
+      <w:proofErr w:type="gramStart"/>
+      <w:r>
+        <w:rPr>
+          <w:color w:val="000000" w:themeColor="text1"/>
+        </w:rPr>
+        <w:t>…..</w:t>
+      </w:r>
+      <w:proofErr w:type="gramEnd"/>
+      <w:r>
+        <w:rPr>
+          <w:color w:val="000000" w:themeColor="text1"/>
+        </w:rPr>
+        <w:br/>
+        <w:t>The port number which we see this not port of container, but not the local host port (https:10.0.0.1:8080) here 8080 is the local host port.</w:t>
+      </w:r>
+    </w:p>
+    <w:p>
+      <w:pPr>
+        <w:rPr>
+          <w:color w:val="000000" w:themeColor="text1"/>
+        </w:rPr>
+      </w:pPr>
+      <w:r>
+        <w:rPr>
+          <w:color w:val="000000" w:themeColor="text1"/>
+        </w:rPr>
+        <w:t xml:space="preserve"> We might receive some request from local port that needs to reach the container port. To establish a port binding between them we, use </w:t>
+      </w:r>
+      <w:r>
+        <w:rPr>
+          <w:color w:val="000000" w:themeColor="text1"/>
+          <w:highlight w:val="green"/>
+        </w:rPr>
+        <w:t>docker run -p&lt;</w:t>
+      </w:r>
+      <w:proofErr w:type="spellStart"/>
+      <w:r>
+        <w:rPr>
+          <w:color w:val="000000" w:themeColor="text1"/>
+          <w:highlight w:val="green"/>
+        </w:rPr>
+        <w:t>hostport</w:t>
+      </w:r>
+      <w:proofErr w:type="spellEnd"/>
+      <w:r>
+        <w:rPr>
+          <w:color w:val="000000" w:themeColor="text1"/>
+          <w:highlight w:val="green"/>
+        </w:rPr>
+        <w:t xml:space="preserve">&gt;:&lt;containerport&gt; </w:t>
+      </w:r>
+      <w:proofErr w:type="spellStart"/>
+      <w:r>
+        <w:rPr>
+          <w:color w:val="000000" w:themeColor="text1"/>
+          <w:highlight w:val="green"/>
+        </w:rPr>
+        <w:t>Image_NAME</w:t>
+      </w:r>
+      <w:proofErr w:type="spellEnd"/>
+    </w:p>
+    <w:p>
+      <w:pPr>
+        <w:rPr>
+          <w:color w:val="000000" w:themeColor="text1"/>
+        </w:rPr>
+      </w:pPr>
+      <w:r>
+        <w:rPr>
+          <w:color w:val="000000" w:themeColor="text1"/>
+        </w:rPr>
+        <w:t>Port Binding is the process of Mapping Host port with</w:t>
+      </w:r>
+      <w:r>
+        <w:rPr>
+          <w:color w:val="000000" w:themeColor="text1"/>
+        </w:rPr>
+        <w:t xml:space="preserve"> Co</w:t>
+      </w:r>
+      <w:r>
+        <w:rPr>
+          <w:color w:val="000000" w:themeColor="text1"/>
+        </w:rPr>
+        <w:t>nt</w:t>
+      </w:r>
+      <w:r>
+        <w:rPr>
+          <w:color w:val="000000" w:themeColor="text1"/>
+        </w:rPr>
+        <w:t>a</w:t>
+      </w:r>
+      <w:r>
+        <w:rPr>
+          <w:color w:val="000000" w:themeColor="text1"/>
+        </w:rPr>
+        <w:t>iner port, and this port binding is very important.</w:t>
+      </w:r>
+    </w:p>
+    <w:p>
+      <w:pPr>
+        <w:rPr>
+          <w:b/>
+          <w:bCs/>
+          <w:color w:val="EE0000"/>
+        </w:rPr>
+      </w:pPr>
+      <w:r>
+        <w:rPr>
+          <w:b/>
+          <w:bCs/>
+          <w:color w:val="000000" w:themeColor="text1"/>
+        </w:rPr>
+        <w:t xml:space="preserve"> </w:t>
+      </w:r>
+      <w:r>
+        <w:rPr>
+          <w:b/>
+          <w:bCs/>
+          <w:color w:val="EE0000"/>
+          <w:highlight w:val="yellow"/>
+        </w:rPr>
+        <w:t>Troubleshoot Commands:</w:t>
+      </w:r>
+    </w:p>
+    <w:p>
+      <w:pPr>
+        <w:rPr>
+          <w:color w:val="000000" w:themeColor="text1"/>
+        </w:rPr>
+      </w:pPr>
+      <w:r>
+        <w:rPr>
+          <w:color w:val="000000" w:themeColor="text1"/>
+        </w:rPr>
+        <w:t>When we run docker containers, we might get few issues/error, then we use these commands for the trouble shooting:</w:t>
+      </w:r>
+    </w:p>
+    <w:p>
+      <w:pPr>
+        <w:rPr>
+          <w:color w:val="000000" w:themeColor="text1"/>
+        </w:rPr>
+      </w:pPr>
+      <w:r>
+        <w:rPr>
+          <w:color w:val="000000" w:themeColor="text1"/>
+        </w:rPr>
+        <w:t xml:space="preserve">docker logs </w:t>
+      </w:r>
+      <w:proofErr w:type="spellStart"/>
+      <w:r>
+        <w:rPr>
+          <w:color w:val="000000" w:themeColor="text1"/>
+        </w:rPr>
+        <w:t>Container_Name</w:t>
+      </w:r>
+      <w:proofErr w:type="spellEnd"/>
+      <w:r>
+        <w:rPr>
+          <w:color w:val="000000" w:themeColor="text1"/>
+        </w:rPr>
+        <w:t>:      used to access the logs</w:t>
+      </w:r>
+    </w:p>
+    <w:p>
+      <w:pPr>
+        <w:rPr>
+          <w:color w:val="000000" w:themeColor="text1"/>
+        </w:rPr>
+      </w:pPr>
+      <w:r>
+        <w:rPr>
+          <w:color w:val="000000" w:themeColor="text1"/>
+        </w:rPr>
+        <w:t xml:space="preserve">docker exec -it </w:t>
+      </w:r>
+      <w:proofErr w:type="spellStart"/>
+      <w:r>
+        <w:rPr>
+          <w:color w:val="000000" w:themeColor="text1"/>
+        </w:rPr>
+        <w:t>Container_ID</w:t>
+      </w:r>
+      <w:proofErr w:type="spellEnd"/>
+      <w:r>
+        <w:rPr>
+          <w:color w:val="000000" w:themeColor="text1"/>
+        </w:rPr>
+        <w:t xml:space="preserve"> /bin/bash: we can check files, env </w:t>
+      </w:r>
+      <w:proofErr w:type="spellStart"/>
+      <w:r>
+        <w:rPr>
+          <w:color w:val="000000" w:themeColor="text1"/>
+        </w:rPr>
+        <w:t>varaibles</w:t>
+      </w:r>
+      <w:proofErr w:type="spellEnd"/>
+      <w:r>
+        <w:rPr>
+          <w:color w:val="000000" w:themeColor="text1"/>
+        </w:rPr>
+        <w:t xml:space="preserve"> and </w:t>
+      </w:r>
+      <w:proofErr w:type="spellStart"/>
+      <w:r>
+        <w:rPr>
+          <w:color w:val="000000" w:themeColor="text1"/>
+        </w:rPr>
+        <w:t>dieffernt</w:t>
+      </w:r>
+      <w:proofErr w:type="spellEnd"/>
+      <w:r>
+        <w:rPr>
+          <w:color w:val="000000" w:themeColor="text1"/>
+        </w:rPr>
+        <w:t xml:space="preserve"> dependencies</w:t>
+      </w:r>
+    </w:p>
+    <w:p>
+      <w:pPr>
+        <w:rPr>
+          <w:color w:val="000000" w:themeColor="text1"/>
+        </w:rPr>
+      </w:pPr>
+      <w:r>
+        <w:rPr>
+          <w:color w:val="000000" w:themeColor="text1"/>
+        </w:rPr>
+        <w:t xml:space="preserve">docker exec -it </w:t>
+      </w:r>
+      <w:proofErr w:type="spellStart"/>
+      <w:r>
+        <w:rPr>
+          <w:color w:val="000000" w:themeColor="text1"/>
+        </w:rPr>
+        <w:t>Container_ID</w:t>
+      </w:r>
+      <w:proofErr w:type="spellEnd"/>
+      <w:r>
+        <w:rPr>
+          <w:color w:val="000000" w:themeColor="text1"/>
+        </w:rPr>
+        <w:t xml:space="preserve"> /bin/</w:t>
+      </w:r>
+      <w:proofErr w:type="spellStart"/>
+      <w:r>
+        <w:rPr>
+          <w:color w:val="000000" w:themeColor="text1"/>
+        </w:rPr>
+        <w:t>sh</w:t>
+      </w:r>
+      <w:proofErr w:type="spellEnd"/>
+    </w:p>
+    <w:p>
+      <w:pPr>
+        <w:rPr>
+          <w:color w:val="000000" w:themeColor="text1"/>
+        </w:rPr>
+      </w:pPr>
+    </w:p>
+    <w:p>
+      <w:pPr>
+        <w:rPr>
+          <w:color w:val="EE0000"/>
+        </w:rPr>
+      </w:pPr>
+    </w:p>
+    <w:p>
+      <w:pPr>
+        <w:rPr>
+          <w:color w:val="000000" w:themeColor="text1"/>
+        </w:rPr>
+      </w:pPr>
+    </w:p>
+    <w:p>
+      <w:pPr>
+        <w:rPr>
+          <w:b/>
+          <w:bCs/>
+          <w:color w:val="EE0000"/>
+        </w:rPr>
+      </w:pPr>
+    </w:p>
+    <w:p>
+      <w:pPr>
+        <w:rPr>
+          <w:b/>
+          <w:bCs/>
+          <w:color w:val="EE0000"/>
+        </w:rPr>
+      </w:pPr>
+    </w:p>
+    <w:p>
+      <w:pPr>
+        <w:rPr>
+          <w:color w:val="000000" w:themeColor="text1"/>
+        </w:rPr>
+      </w:pPr>
+    </w:p>
+    <w:p/>
+    <w:p/>
+    <w:p/>
+    <w:p/>
+    <w:p/>
+    <w:p/>
+    <w:p>
+      <w:r>
+        <w:t xml:space="preserve">                                             </w:t>
+      </w:r>
+    </w:p>
     <w:sectPr>
       <w:pgSz w:w="11906" w:h="16838"/>
       <w:pgMar w:top="1440" w:right="1440" w:bottom="1440" w:left="1440" w:header="708" w:footer="708" w:gutter="0"/>
@@ -1055,9 +2578,172 @@
 </w:document>
 </file>
 
+<file path=word/endnotes.xml><?xml version="1.0" encoding="utf-8"?>
+<w:endnotes xmlns:wpc="http://schemas.microsoft.com/office/word/2010/wordprocessingCanvas" xmlns:cx="http://schemas.microsoft.com/office/drawing/2014/chartex" xmlns:cx1="http://schemas.microsoft.com/office/drawing/2015/9/8/chartex" xmlns:cx2="http://schemas.microsoft.com/office/drawing/2015/10/21/chartex" xmlns:cx3="http://schemas.microsoft.com/office/drawing/2016/5/9/chartex" xmlns:cx4="http://schemas.microsoft.com/office/drawing/2016/5/10/chartex" xmlns:cx5="http://schemas.microsoft.com/office/drawing/2016/5/11/chartex" xmlns:cx6="http://schemas.microsoft.com/office/drawing/2016/5/12/chartex" xmlns:cx7="http://schemas.microsoft.com/office/drawing/2016/5/13/chartex" xmlns:cx8="http://schemas.microsoft.com/office/drawing/2016/5/14/chartex" xmlns:mc="http://schemas.openxmlformats.org/markup-compatibility/2006" xmlns:aink="http://schemas.microsoft.com/office/drawing/2016/ink" xmlns:am3d="http://schemas.microsoft.com/office/drawing/2017/model3d" xmlns:o="urn:schemas-microsoft-com:office:office" xmlns:oel="http://schemas.microsoft.com/office/2019/extlst" xmlns:r="http://schemas.openxmlformats.org/officeDocument/2006/relationships" xmlns:m="http://schemas.openxmlformats.org/officeDocument/2006/math" xmlns:v="urn:schemas-microsoft-com:vml" xmlns:wp14="http://schemas.microsoft.com/office/word/2010/wordprocessingDrawing" xmlns:wp="http://schemas.openxmlformats.org/drawingml/2006/wordprocessingDrawing" xmlns:w10="urn:schemas-microsoft-com:office:word" xmlns:w="http://schemas.openxmlformats.org/wordprocessingml/2006/main" xmlns:w14="http://schemas.microsoft.com/office/word/2010/wordml" xmlns:w15="http://schemas.microsoft.com/office/word/2012/wordml" xmlns:w16cei="http://schemas.microsoft.com/office/word/2026/wordml/cei" xmlns:w16cex="http://schemas.microsoft.com/office/word/2018/wordml/cex" xmlns:w16cid="http://schemas.microsoft.com/office/word/2016/wordml/cid" xmlns:w16="http://schemas.microsoft.com/office/word/2018/wordml" xmlns:w16du="http://schemas.microsoft.com/office/word/2023/wordml/word16du" xmlns:w16sdtdh="http://schemas.microsoft.com/office/word/2020/wordml/sdtdatahash" xmlns:w16sdtfl="http://schemas.microsoft.com/office/word/2024/wordml/sdtformatlock" xmlns:w16se="http://schemas.microsoft.com/office/word/2015/wordml/symex" xmlns:wpg="http://schemas.microsoft.com/office/word/2010/wordprocessingGroup" xmlns:wpi="http://schemas.microsoft.com/office/word/2010/wordprocessingInk" xmlns:wne="http://schemas.microsoft.com/office/word/2006/wordml" xmlns:wps="http://schemas.microsoft.com/office/word/2010/wordprocessingShape" mc:Ignorable="w14 w15 w16se w16cid w16 w16cex w16sdtdh w16sdtfl w16du wp14">
+  <w:endnote w:type="separator" w:id="-1">
+    <w:p>
+      <w:pPr>
+        <w:spacing w:after="0" w:line="240" w:lineRule="auto"/>
+      </w:pPr>
+      <w:r>
+        <w:separator/>
+      </w:r>
+    </w:p>
+  </w:endnote>
+  <w:endnote w:type="continuationSeparator" w:id="0">
+    <w:p>
+      <w:pPr>
+        <w:spacing w:after="0" w:line="240" w:lineRule="auto"/>
+      </w:pPr>
+      <w:r>
+        <w:continuationSeparator/>
+      </w:r>
+    </w:p>
+  </w:endnote>
+</w:endnotes>
+</file>
+
+<file path=word/footnotes.xml><?xml version="1.0" encoding="utf-8"?>
+<w:footnotes xmlns:wpc="http://schemas.microsoft.com/office/word/2010/wordprocessingCanvas" xmlns:cx="http://schemas.microsoft.com/office/drawing/2014/chartex" xmlns:cx1="http://schemas.microsoft.com/office/drawing/2015/9/8/chartex" xmlns:cx2="http://schemas.microsoft.com/office/drawing/2015/10/21/chartex" xmlns:cx3="http://schemas.microsoft.com/office/drawing/2016/5/9/chartex" xmlns:cx4="http://schemas.microsoft.com/office/drawing/2016/5/10/chartex" xmlns:cx5="http://schemas.microsoft.com/office/drawing/2016/5/11/chartex" xmlns:cx6="http://schemas.microsoft.com/office/drawing/2016/5/12/chartex" xmlns:cx7="http://schemas.microsoft.com/office/drawing/2016/5/13/chartex" xmlns:cx8="http://schemas.microsoft.com/office/drawing/2016/5/14/chartex" xmlns:mc="http://schemas.openxmlformats.org/markup-compatibility/2006" xmlns:aink="http://schemas.microsoft.com/office/drawing/2016/ink" xmlns:am3d="http://schemas.microsoft.com/office/drawing/2017/model3d" xmlns:o="urn:schemas-microsoft-com:office:office" xmlns:oel="http://schemas.microsoft.com/office/2019/extlst" xmlns:r="http://schemas.openxmlformats.org/officeDocument/2006/relationships" xmlns:m="http://schemas.openxmlformats.org/officeDocument/2006/math" xmlns:v="urn:schemas-microsoft-com:vml" xmlns:wp14="http://schemas.microsoft.com/office/word/2010/wordprocessingDrawing" xmlns:wp="http://schemas.openxmlformats.org/drawingml/2006/wordprocessingDrawing" xmlns:w10="urn:schemas-microsoft-com:office:word" xmlns:w="http://schemas.openxmlformats.org/wordprocessingml/2006/main" xmlns:w14="http://schemas.microsoft.com/office/word/2010/wordml" xmlns:w15="http://schemas.microsoft.com/office/word/2012/wordml" xmlns:w16cei="http://schemas.microsoft.com/office/word/2026/wordml/cei" xmlns:w16cex="http://schemas.microsoft.com/office/word/2018/wordml/cex" xmlns:w16cid="http://schemas.microsoft.com/office/word/2016/wordml/cid" xmlns:w16="http://schemas.microsoft.com/office/word/2018/wordml" xmlns:w16du="http://schemas.microsoft.com/office/word/2023/wordml/word16du" xmlns:w16sdtdh="http://schemas.microsoft.com/office/word/2020/wordml/sdtdatahash" xmlns:w16sdtfl="http://schemas.microsoft.com/office/word/2024/wordml/sdtformatlock" xmlns:w16se="http://schemas.microsoft.com/office/word/2015/wordml/symex" xmlns:wpg="http://schemas.microsoft.com/office/word/2010/wordprocessingGroup" xmlns:wpi="http://schemas.microsoft.com/office/word/2010/wordprocessingInk" xmlns:wne="http://schemas.microsoft.com/office/word/2006/wordml" xmlns:wps="http://schemas.microsoft.com/office/word/2010/wordprocessingShape" mc:Ignorable="w14 w15 w16se w16cid w16 w16cex w16sdtdh w16sdtfl w16du wp14">
+  <w:footnote w:type="separator" w:id="-1">
+    <w:p>
+      <w:pPr>
+        <w:spacing w:after="0" w:line="240" w:lineRule="auto"/>
+      </w:pPr>
+      <w:r>
+        <w:separator/>
+      </w:r>
+    </w:p>
+  </w:footnote>
+  <w:footnote w:type="continuationSeparator" w:id="0">
+    <w:p>
+      <w:pPr>
+        <w:spacing w:after="0" w:line="240" w:lineRule="auto"/>
+      </w:pPr>
+      <w:r>
+        <w:continuationSeparator/>
+      </w:r>
+    </w:p>
+  </w:footnote>
+</w:footnotes>
+</file>
+
 <file path=word/numbering.xml><?xml version="1.0" encoding="utf-8"?>
 <w:numbering xmlns:wpc="http://schemas.microsoft.com/office/word/2010/wordprocessingCanvas" xmlns:cx="http://schemas.microsoft.com/office/drawing/2014/chartex" xmlns:cx1="http://schemas.microsoft.com/office/drawing/2015/9/8/chartex" xmlns:cx2="http://schemas.microsoft.com/office/drawing/2015/10/21/chartex" xmlns:cx3="http://schemas.microsoft.com/office/drawing/2016/5/9/chartex" xmlns:cx4="http://schemas.microsoft.com/office/drawing/2016/5/10/chartex" xmlns:cx5="http://schemas.microsoft.com/office/drawing/2016/5/11/chartex" xmlns:cx6="http://schemas.microsoft.com/office/drawing/2016/5/12/chartex" xmlns:cx7="http://schemas.microsoft.com/office/drawing/2016/5/13/chartex" xmlns:cx8="http://schemas.microsoft.com/office/drawing/2016/5/14/chartex" xmlns:mc="http://schemas.openxmlformats.org/markup-compatibility/2006" xmlns:aink="http://schemas.microsoft.com/office/drawing/2016/ink" xmlns:am3d="http://schemas.microsoft.com/office/drawing/2017/model3d" xmlns:o="urn:schemas-microsoft-com:office:office" xmlns:oel="http://schemas.microsoft.com/office/2019/extlst" xmlns:r="http://schemas.openxmlformats.org/officeDocument/2006/relationships" xmlns:m="http://schemas.openxmlformats.org/officeDocument/2006/math" xmlns:v="urn:schemas-microsoft-com:vml" xmlns:wp14="http://schemas.microsoft.com/office/word/2010/wordprocessingDrawing" xmlns:wp="http://schemas.openxmlformats.org/drawingml/2006/wordprocessingDrawing" xmlns:w10="urn:schemas-microsoft-com:office:word" xmlns:w="http://schemas.openxmlformats.org/wordprocessingml/2006/main" xmlns:w14="http://schemas.microsoft.com/office/word/2010/wordml" xmlns:w15="http://schemas.microsoft.com/office/word/2012/wordml" xmlns:w16cei="http://schemas.microsoft.com/office/word/2026/wordml/cei" xmlns:w16cex="http://schemas.microsoft.com/office/word/2018/wordml/cex" xmlns:w16cid="http://schemas.microsoft.com/office/word/2016/wordml/cid" xmlns:w16="http://schemas.microsoft.com/office/word/2018/wordml" xmlns:w16du="http://schemas.microsoft.com/office/word/2023/wordml/word16du" xmlns:w16sdtdh="http://schemas.microsoft.com/office/word/2020/wordml/sdtdatahash" xmlns:w16sdtfl="http://schemas.microsoft.com/office/word/2024/wordml/sdtformatlock" xmlns:w16se="http://schemas.microsoft.com/office/word/2015/wordml/symex" xmlns:wpg="http://schemas.microsoft.com/office/word/2010/wordprocessingGroup" xmlns:wpi="http://schemas.microsoft.com/office/word/2010/wordprocessingInk" xmlns:wne="http://schemas.microsoft.com/office/word/2006/wordml" xmlns:wps="http://schemas.microsoft.com/office/word/2010/wordprocessingShape" mc:Ignorable="w14 w15 w16se w16cid w16 w16cex w16sdtdh w16sdtfl w16du wp14">
   <w:abstractNum w:abstractNumId="0" w15:restartNumberingAfterBreak="0">
+    <w:nsid w:val="58975ACA"/>
+    <w:multiLevelType w:val="hybridMultilevel"/>
+    <w:tmpl w:val="82BA8E80"/>
+    <w:lvl w:ilvl="0" w:tplc="40090001">
+      <w:start w:val="1"/>
+      <w:numFmt w:val="bullet"/>
+      <w:lvlText w:val=""/>
+      <w:lvlJc w:val="left"/>
+      <w:pPr>
+        <w:ind w:left="720" w:hanging="360"/>
+      </w:pPr>
+      <w:rPr>
+        <w:rFonts w:ascii="Symbol" w:hAnsi="Symbol" w:hint="default"/>
+      </w:rPr>
+    </w:lvl>
+    <w:lvl w:ilvl="1" w:tplc="40090003" w:tentative="1">
+      <w:start w:val="1"/>
+      <w:numFmt w:val="bullet"/>
+      <w:lvlText w:val="o"/>
+      <w:lvlJc w:val="left"/>
+      <w:pPr>
+        <w:ind w:left="1440" w:hanging="360"/>
+      </w:pPr>
+      <w:rPr>
+        <w:rFonts w:ascii="Courier New" w:hAnsi="Courier New" w:cs="Courier New" w:hint="default"/>
+      </w:rPr>
+    </w:lvl>
+    <w:lvl w:ilvl="2" w:tplc="40090005" w:tentative="1">
+      <w:start w:val="1"/>
+      <w:numFmt w:val="bullet"/>
+      <w:lvlText w:val=""/>
+      <w:lvlJc w:val="left"/>
+      <w:pPr>
+        <w:ind w:left="2160" w:hanging="360"/>
+      </w:pPr>
+      <w:rPr>
+        <w:rFonts w:ascii="Wingdings" w:hAnsi="Wingdings" w:hint="default"/>
+      </w:rPr>
+    </w:lvl>
+    <w:lvl w:ilvl="3" w:tplc="40090001" w:tentative="1">
+      <w:start w:val="1"/>
+      <w:numFmt w:val="bullet"/>
+      <w:lvlText w:val=""/>
+      <w:lvlJc w:val="left"/>
+      <w:pPr>
+        <w:ind w:left="2880" w:hanging="360"/>
+      </w:pPr>
+      <w:rPr>
+        <w:rFonts w:ascii="Symbol" w:hAnsi="Symbol" w:hint="default"/>
+      </w:rPr>
+    </w:lvl>
+    <w:lvl w:ilvl="4" w:tplc="40090003" w:tentative="1">
+      <w:start w:val="1"/>
+      <w:numFmt w:val="bullet"/>
+      <w:lvlText w:val="o"/>
+      <w:lvlJc w:val="left"/>
+      <w:pPr>
+        <w:ind w:left="3600" w:hanging="360"/>
+      </w:pPr>
+      <w:rPr>
+        <w:rFonts w:ascii="Courier New" w:hAnsi="Courier New" w:cs="Courier New" w:hint="default"/>
+      </w:rPr>
+    </w:lvl>
+    <w:lvl w:ilvl="5" w:tplc="40090005" w:tentative="1">
+      <w:start w:val="1"/>
+      <w:numFmt w:val="bullet"/>
+      <w:lvlText w:val=""/>
+      <w:lvlJc w:val="left"/>
+      <w:pPr>
+        <w:ind w:left="4320" w:hanging="360"/>
+      </w:pPr>
+      <w:rPr>
+        <w:rFonts w:ascii="Wingdings" w:hAnsi="Wingdings" w:hint="default"/>
+      </w:rPr>
+    </w:lvl>
+    <w:lvl w:ilvl="6" w:tplc="40090001" w:tentative="1">
+      <w:start w:val="1"/>
+      <w:numFmt w:val="bullet"/>
+      <w:lvlText w:val=""/>
+      <w:lvlJc w:val="left"/>
+      <w:pPr>
+        <w:ind w:left="5040" w:hanging="360"/>
+      </w:pPr>
+      <w:rPr>
+        <w:rFonts w:ascii="Symbol" w:hAnsi="Symbol" w:hint="default"/>
+      </w:rPr>
+    </w:lvl>
+    <w:lvl w:ilvl="7" w:tplc="40090003" w:tentative="1">
+      <w:start w:val="1"/>
+      <w:numFmt w:val="bullet"/>
+      <w:lvlText w:val="o"/>
+      <w:lvlJc w:val="left"/>
+      <w:pPr>
+        <w:ind w:left="5760" w:hanging="360"/>
+      </w:pPr>
+      <w:rPr>
+        <w:rFonts w:ascii="Courier New" w:hAnsi="Courier New" w:cs="Courier New" w:hint="default"/>
+      </w:rPr>
+    </w:lvl>
+    <w:lvl w:ilvl="8" w:tplc="40090005" w:tentative="1">
+      <w:start w:val="1"/>
+      <w:numFmt w:val="bullet"/>
+      <w:lvlText w:val=""/>
+      <w:lvlJc w:val="left"/>
+      <w:pPr>
+        <w:ind w:left="6480" w:hanging="360"/>
+      </w:pPr>
+      <w:rPr>
+        <w:rFonts w:ascii="Wingdings" w:hAnsi="Wingdings" w:hint="default"/>
+      </w:rPr>
+    </w:lvl>
+  </w:abstractNum>
+  <w:abstractNum w:abstractNumId="1" w15:restartNumberingAfterBreak="0">
     <w:nsid w:val="7143568A"/>
     <w:multiLevelType w:val="multilevel"/>
     <w:tmpl w:val="808868BE"/>
@@ -1207,34 +2893,37 @@
     </w:lvl>
   </w:abstractNum>
   <w:num w:numId="1" w16cid:durableId="2028560701">
-    <w:abstractNumId w:val="0"/>
+    <w:abstractNumId w:val="1"/>
     <w:lvlOverride w:ilvl="0">
       <w:startOverride w:val="1"/>
     </w:lvlOverride>
   </w:num>
   <w:num w:numId="2" w16cid:durableId="1201167138">
-    <w:abstractNumId w:val="0"/>
+    <w:abstractNumId w:val="1"/>
     <w:lvlOverride w:ilvl="0">
       <w:startOverride w:val="2"/>
     </w:lvlOverride>
   </w:num>
   <w:num w:numId="3" w16cid:durableId="905147937">
-    <w:abstractNumId w:val="0"/>
+    <w:abstractNumId w:val="1"/>
     <w:lvlOverride w:ilvl="0">
       <w:startOverride w:val="3"/>
     </w:lvlOverride>
   </w:num>
   <w:num w:numId="4" w16cid:durableId="1717007087">
-    <w:abstractNumId w:val="0"/>
+    <w:abstractNumId w:val="1"/>
     <w:lvlOverride w:ilvl="0">
       <w:startOverride w:val="4"/>
     </w:lvlOverride>
   </w:num>
   <w:num w:numId="5" w16cid:durableId="1192649223">
-    <w:abstractNumId w:val="0"/>
+    <w:abstractNumId w:val="1"/>
     <w:lvlOverride w:ilvl="0">
       <w:startOverride w:val="5"/>
     </w:lvlOverride>
+  </w:num>
+  <w:num w:numId="6" w16cid:durableId="242109967">
+    <w:abstractNumId w:val="0"/>
   </w:num>
 </w:numbering>
 </file>
@@ -2190,6 +3879,50 @@
       <w:spacing w:val="5"/>
     </w:rPr>
   </w:style>
+  <w:style w:type="paragraph" w:styleId="Header">
+    <w:name w:val="header"/>
+    <w:basedOn w:val="Normal"/>
+    <w:link w:val="HeaderChar"/>
+    <w:uiPriority w:val="99"/>
+    <w:unhideWhenUsed/>
+    <w:rsid w:val="001B3385"/>
+    <w:pPr>
+      <w:tabs>
+        <w:tab w:val="center" w:pos="4513"/>
+        <w:tab w:val="right" w:pos="9026"/>
+      </w:tabs>
+      <w:spacing w:after="0" w:line="240" w:lineRule="auto"/>
+    </w:pPr>
+  </w:style>
+  <w:style w:type="character" w:customStyle="1" w:styleId="HeaderChar">
+    <w:name w:val="Header Char"/>
+    <w:basedOn w:val="DefaultParagraphFont"/>
+    <w:link w:val="Header"/>
+    <w:uiPriority w:val="99"/>
+    <w:rsid w:val="001B3385"/>
+  </w:style>
+  <w:style w:type="paragraph" w:styleId="Footer">
+    <w:name w:val="footer"/>
+    <w:basedOn w:val="Normal"/>
+    <w:link w:val="FooterChar"/>
+    <w:uiPriority w:val="99"/>
+    <w:unhideWhenUsed/>
+    <w:rsid w:val="001B3385"/>
+    <w:pPr>
+      <w:tabs>
+        <w:tab w:val="center" w:pos="4513"/>
+        <w:tab w:val="right" w:pos="9026"/>
+      </w:tabs>
+      <w:spacing w:after="0" w:line="240" w:lineRule="auto"/>
+    </w:pPr>
+  </w:style>
+  <w:style w:type="character" w:customStyle="1" w:styleId="FooterChar">
+    <w:name w:val="Footer Char"/>
+    <w:basedOn w:val="DefaultParagraphFont"/>
+    <w:link w:val="Footer"/>
+    <w:uiPriority w:val="99"/>
+    <w:rsid w:val="001B3385"/>
+  </w:style>
 </w:styles>
 </file>
 

--- a/Docker.docx
+++ b/Docker.docx
@@ -1090,7 +1090,15 @@
             </w:r>
             <w:proofErr w:type="gramEnd"/>
             <w:r>
-              <w:t xml:space="preserve"> thin layer f </w:t>
+              <w:t xml:space="preserve"> thin layer </w:t>
+            </w:r>
+            <w:proofErr w:type="spellStart"/>
+            <w:r>
+              <w:t>f</w:t>
+            </w:r>
+            <w:proofErr w:type="spellEnd"/>
+            <w:r>
+              <w:t xml:space="preserve"> </w:t>
             </w:r>
             <w:proofErr w:type="spellStart"/>
             <w:r>
@@ -1199,6 +1207,9 @@
     </w:tbl>
     <w:p>
       <w:r>
+        <w:rPr>
+          <w:noProof/>
+        </w:rPr>
         <w:lastRenderedPageBreak/>
         <w:drawing>
           <wp:inline distT="0" distB="0" distL="0" distR="0" wp14:anchorId="5733405B" wp14:editId="5C16FC86">
@@ -1692,6 +1703,8 @@
         <w:rPr>
           <w:b/>
           <w:bCs/>
+          <w:color w:val="EE0000"/>
+          <w:highlight w:val="yellow"/>
         </w:rPr>
         <w:t>Docker Commands:</w:t>
       </w:r>
@@ -1870,17 +1883,11 @@
     </w:p>
     <w:p>
       <w:r>
-        <w:t xml:space="preserve"> </w:t>
-      </w:r>
-      <w:r>
-        <w:t xml:space="preserve">docker rm </w:t>
+        <w:t xml:space="preserve"> docker rm </w:t>
       </w:r>
       <w:proofErr w:type="spellStart"/>
       <w:r>
-        <w:t>conatiner</w:t>
-      </w:r>
-      <w:r>
-        <w:t>_name</w:t>
+        <w:t>conatiner_name</w:t>
       </w:r>
       <w:proofErr w:type="spellEnd"/>
       <w:r>
@@ -2445,71 +2452,74 @@
         <w:rPr>
           <w:color w:val="000000" w:themeColor="text1"/>
         </w:rPr>
-        <w:t xml:space="preserve"> /bin/bash: we can check files, env </w:t>
+        <w:t xml:space="preserve"> /bin/bash: we can check files, env var</w:t>
+      </w:r>
+      <w:r>
+        <w:rPr>
+          <w:color w:val="000000" w:themeColor="text1"/>
+        </w:rPr>
+        <w:t>ia</w:t>
+      </w:r>
+      <w:r>
+        <w:rPr>
+          <w:color w:val="000000" w:themeColor="text1"/>
+        </w:rPr>
+        <w:t>bles and differ</w:t>
+      </w:r>
+      <w:r>
+        <w:rPr>
+          <w:color w:val="000000" w:themeColor="text1"/>
+        </w:rPr>
+        <w:t>e</w:t>
+      </w:r>
+      <w:r>
+        <w:rPr>
+          <w:color w:val="000000" w:themeColor="text1"/>
+        </w:rPr>
+        <w:t>nt dependencies</w:t>
+      </w:r>
+    </w:p>
+    <w:p>
+      <w:pPr>
+        <w:rPr>
+          <w:color w:val="000000" w:themeColor="text1"/>
+        </w:rPr>
+      </w:pPr>
+      <w:r>
+        <w:rPr>
+          <w:color w:val="000000" w:themeColor="text1"/>
+        </w:rPr>
+        <w:t xml:space="preserve">docker exec -it </w:t>
       </w:r>
       <w:proofErr w:type="spellStart"/>
       <w:r>
         <w:rPr>
           <w:color w:val="000000" w:themeColor="text1"/>
         </w:rPr>
-        <w:t>varaibles</w:t>
+        <w:t>Container_ID</w:t>
       </w:r>
       <w:proofErr w:type="spellEnd"/>
       <w:r>
         <w:rPr>
           <w:color w:val="000000" w:themeColor="text1"/>
         </w:rPr>
-        <w:t xml:space="preserve"> and </w:t>
+        <w:t xml:space="preserve"> /bin/</w:t>
       </w:r>
       <w:proofErr w:type="spellStart"/>
       <w:r>
         <w:rPr>
           <w:color w:val="000000" w:themeColor="text1"/>
         </w:rPr>
-        <w:t>dieffernt</w:t>
+        <w:t>sh</w:t>
       </w:r>
       <w:proofErr w:type="spellEnd"/>
-      <w:r>
-        <w:rPr>
-          <w:color w:val="000000" w:themeColor="text1"/>
-        </w:rPr>
-        <w:t xml:space="preserve"> dependencies</w:t>
-      </w:r>
-    </w:p>
-    <w:p>
-      <w:pPr>
-        <w:rPr>
-          <w:color w:val="000000" w:themeColor="text1"/>
-        </w:rPr>
-      </w:pPr>
-      <w:r>
-        <w:rPr>
-          <w:color w:val="000000" w:themeColor="text1"/>
-        </w:rPr>
-        <w:t xml:space="preserve">docker exec -it </w:t>
-      </w:r>
-      <w:proofErr w:type="spellStart"/>
-      <w:r>
-        <w:rPr>
-          <w:color w:val="000000" w:themeColor="text1"/>
-        </w:rPr>
-        <w:t>Container_ID</w:t>
-      </w:r>
-      <w:proofErr w:type="spellEnd"/>
-      <w:r>
-        <w:rPr>
-          <w:color w:val="000000" w:themeColor="text1"/>
-        </w:rPr>
-        <w:t xml:space="preserve"> /bin/</w:t>
-      </w:r>
-      <w:proofErr w:type="spellStart"/>
-      <w:r>
-        <w:rPr>
-          <w:color w:val="000000" w:themeColor="text1"/>
-        </w:rPr>
-        <w:t>sh</w:t>
-      </w:r>
-      <w:proofErr w:type="spellEnd"/>
+    </w:p>
+    <w:p>
+      <w:pPr>
+        <w:rPr>
+          <w:color w:val="000000" w:themeColor="text1"/>
+        </w:rPr>
+      </w:pPr>
     </w:p>
     <w:p>
       <w:pPr>
@@ -3533,6 +3543,7 @@
   <w:style w:type="character" w:default="1" w:styleId="DefaultParagraphFont">
     <w:name w:val="Default Paragraph Font"/>
     <w:uiPriority w:val="1"/>
+    <w:semiHidden/>
     <w:unhideWhenUsed/>
   </w:style>
   <w:style w:type="table" w:default="1" w:styleId="TableNormal">

--- a/Docker.docx
+++ b/Docker.docx
@@ -7,12 +7,15 @@
         <w:rPr>
           <w:b/>
           <w:bCs/>
+          <w:color w:val="EE0000"/>
         </w:rPr>
       </w:pPr>
       <w:r>
         <w:rPr>
           <w:b/>
           <w:bCs/>
+          <w:color w:val="EE0000"/>
+          <w:highlight w:val="yellow"/>
         </w:rPr>
         <w:t>Docker:</w:t>
       </w:r>
@@ -75,15 +78,13 @@
         <w:t>Consistency</w:t>
       </w:r>
       <w:r>
-        <w:t xml:space="preserve">: Same </w:t>
-      </w:r>
-      <w:proofErr w:type="spellStart"/>
-      <w:r>
-        <w:t>behavior</w:t>
-      </w:r>
-      <w:proofErr w:type="spellEnd"/>
-      <w:r>
-        <w:t xml:space="preserve"> in development, testing, and production.</w:t>
+        <w:t>: Same behavio</w:t>
+      </w:r>
+      <w:r>
+        <w:t>u</w:t>
+      </w:r>
+      <w:r>
+        <w:t>r in development, testing, and production.</w:t>
       </w:r>
     </w:p>
     <w:p>
@@ -146,12 +147,15 @@
         <w:rPr>
           <w:b/>
           <w:bCs/>
+          <w:color w:val="EE0000"/>
         </w:rPr>
       </w:pPr>
       <w:r>
         <w:rPr>
           <w:b/>
           <w:bCs/>
+          <w:color w:val="EE0000"/>
+          <w:highlight w:val="yellow"/>
         </w:rPr>
         <w:t>Virtual Machine VS Docker:</w:t>
       </w:r>
@@ -1072,6 +1076,11 @@
             </w:r>
             <w:r>
               <w:br/>
+            </w:r>
+            <w:r>
+              <w:rPr>
+                <w:highlight w:val="green"/>
+              </w:rPr>
               <w:t>Question:</w:t>
             </w:r>
           </w:p>
@@ -1261,23 +1270,13 @@
     </w:p>
     <w:p>
       <w:r>
-        <w:t xml:space="preserve">This is a command that says to open ubuntu container interactively (-it), initially we don’t have ubuntu image so the output was like unable to find, then docker desktop will pull the ubuntu image from the </w:t>
-      </w:r>
-      <w:proofErr w:type="spellStart"/>
-      <w:r>
-        <w:t>dockerhub</w:t>
-      </w:r>
-      <w:proofErr w:type="spellEnd"/>
+        <w:t>This is a command that says to open ubuntu container interactively (-it), initially we don’t have ubuntu image so the output was like unable to find, then docker desktop will pull the ubuntu image from the docker</w:t>
+      </w:r>
       <w:r>
         <w:t xml:space="preserve"> </w:t>
       </w:r>
-      <w:proofErr w:type="gramStart"/>
-      <w:r>
-        <w:t>( web</w:t>
-      </w:r>
-      <w:proofErr w:type="gramEnd"/>
-      <w:r>
-        <w:t xml:space="preserve"> application like Microsoft store). </w:t>
+      <w:r>
+        <w:t xml:space="preserve">hub (web application like Microsoft store). </w:t>
       </w:r>
     </w:p>
     <w:p>
@@ -2013,7 +2012,19 @@
       </w:r>
       <w:proofErr w:type="spellStart"/>
       <w:r>
-        <w:t>COnatinerName</w:t>
+        <w:t>C</w:t>
+      </w:r>
+      <w:r>
+        <w:t>o</w:t>
+      </w:r>
+      <w:r>
+        <w:t>nt</w:t>
+      </w:r>
+      <w:r>
+        <w:t>a</w:t>
+      </w:r>
+      <w:r>
+        <w:t>inerName</w:t>
       </w:r>
       <w:proofErr w:type="spellEnd"/>
       <w:r>
@@ -2503,16 +2514,8 @@
         <w:rPr>
           <w:color w:val="000000" w:themeColor="text1"/>
         </w:rPr>
-        <w:t xml:space="preserve"> /bin/</w:t>
-      </w:r>
-      <w:proofErr w:type="spellStart"/>
-      <w:r>
-        <w:rPr>
-          <w:color w:val="000000" w:themeColor="text1"/>
-        </w:rPr>
-        <w:t>sh</w:t>
-      </w:r>
-      <w:proofErr w:type="spellEnd"/>
+        <w:t xml:space="preserve"> /bin/sh</w:t>
+      </w:r>
     </w:p>
     <w:p>
       <w:pPr>
